--- a/docs/submission/source/Larpathon_3_SecurityReport.docx
+++ b/docs/submission/source/Larpathon_3_SecurityReport.docx
@@ -431,7 +431,10 @@
               <w:ind w:firstLine="0"/>
             </w:pPr>
             <w:r>
-              <w:t>120 automated checks passing; on-chain run complete</w:t>
+              <w:t>120</w:t>
+            </w:r>
+            <w:r>
+              <w:t xml:space="preserve"> automated checks passing; on-chain run complete</w:t>
             </w:r>
           </w:p>
         </w:tc>
@@ -776,7 +779,6 @@
               <w:ind w:firstLine="0"/>
             </w:pPr>
             <w:r>
-              <w:rPr/>
               <w:t>388b1067737f660c17eadb497dff21c396259cb1</w:t>
             </w:r>
           </w:p>
@@ -1104,7 +1106,15 @@
         <w:ind w:firstLine="567"/>
       </w:pPr>
       <w:r>
-        <w:t>The owner may tighten limits but cannot raise them through chat or settings. Pause requires no PIN; resume requires a PIN. Five wrong PIN attempts lock transactions for 15 minutes. Every decision falls into one of three tiers.</w:t>
+        <w:t xml:space="preserve">The owner may tighten limits but cannot raise them through chat or settings. Pause requires no PIN; resume requires a PIN. Five wrong PIN attempts lock transactions for 15 minutes. Every decision </w:t>
+      </w:r>
+      <w:proofErr w:type="gramStart"/>
+      <w:r>
+        <w:t>falls</w:t>
+      </w:r>
+      <w:proofErr w:type="gramEnd"/>
+      <w:r>
+        <w:t xml:space="preserve"> into one of three tiers.</w:t>
       </w:r>
     </w:p>
     <w:p>
@@ -2199,6 +2209,163 @@
           </w:p>
         </w:tc>
       </w:tr>
+      <w:tr>
+        <w:trPr>
+          <w:cantSplit/>
+          <w:jc w:val="center"/>
+        </w:trPr>
+        <w:tc>
+          <w:tcPr>
+            <w:tcW w:w="2639" w:type="dxa"/>
+          </w:tcPr>
+          <w:p>
+            <w:pPr>
+              <w:pStyle w:val="TTable"/>
+              <w:ind w:firstLine="0"/>
+            </w:pPr>
+            <w:r>
+              <w:t>Wrong or jailbroken model output (invented amount or address)</w:t>
+            </w:r>
+          </w:p>
+        </w:tc>
+        <w:tc>
+          <w:tcPr>
+            <w:tcW w:w="2639" w:type="dxa"/>
+          </w:tcPr>
+          <w:p>
+            <w:pPr>
+              <w:pStyle w:val="TTable"/>
+              <w:ind w:firstLine="0"/>
+            </w:pPr>
+            <w:proofErr w:type="spellStart"/>
+            <w:r>
+              <w:t>parseIntent.ts</w:t>
+            </w:r>
+            <w:proofErr w:type="spellEnd"/>
+            <w:r>
+              <w:t xml:space="preserve"> amount and address grounding + </w:t>
+            </w:r>
+            <w:proofErr w:type="spellStart"/>
+            <w:r>
+              <w:t>checkPolicy.ts</w:t>
+            </w:r>
+            <w:proofErr w:type="spellEnd"/>
+          </w:p>
+        </w:tc>
+        <w:tc>
+          <w:tcPr>
+            <w:tcW w:w="3226" w:type="dxa"/>
+          </w:tcPr>
+          <w:p>
+            <w:pPr>
+              <w:pStyle w:val="TTable"/>
+              <w:ind w:firstLine="0"/>
+            </w:pPr>
+            <w:r>
+              <w:t>An ungrounded amount becomes a clarify card; an address the owner did not type is dropped</w:t>
+            </w:r>
+          </w:p>
+        </w:tc>
+      </w:tr>
+      <w:tr>
+        <w:trPr>
+          <w:cantSplit/>
+          <w:jc w:val="center"/>
+        </w:trPr>
+        <w:tc>
+          <w:tcPr>
+            <w:tcW w:w="2639" w:type="dxa"/>
+          </w:tcPr>
+          <w:p>
+            <w:pPr>
+              <w:pStyle w:val="TTable"/>
+              <w:ind w:firstLine="0"/>
+            </w:pPr>
+            <w:r>
+              <w:t>A question read as an order ("Can you send...?")</w:t>
+            </w:r>
+          </w:p>
+        </w:tc>
+        <w:tc>
+          <w:tcPr>
+            <w:tcW w:w="2639" w:type="dxa"/>
+          </w:tcPr>
+          <w:p>
+            <w:pPr>
+              <w:pStyle w:val="TTable"/>
+              <w:ind w:firstLine="0"/>
+            </w:pPr>
+            <w:proofErr w:type="spellStart"/>
+            <w:r>
+              <w:t>question.ts</w:t>
+            </w:r>
+            <w:proofErr w:type="spellEnd"/>
+          </w:p>
+        </w:tc>
+        <w:tc>
+          <w:tcPr>
+            <w:tcW w:w="3226" w:type="dxa"/>
+          </w:tcPr>
+          <w:p>
+            <w:pPr>
+              <w:pStyle w:val="TTable"/>
+              <w:ind w:firstLine="0"/>
+            </w:pPr>
+            <w:r>
+              <w:t>No silent transfer from a question; attacks are denied before this rule is consulted</w:t>
+            </w:r>
+          </w:p>
+        </w:tc>
+      </w:tr>
+      <w:tr>
+        <w:trPr>
+          <w:cantSplit/>
+          <w:jc w:val="center"/>
+        </w:trPr>
+        <w:tc>
+          <w:tcPr>
+            <w:tcW w:w="2639" w:type="dxa"/>
+          </w:tcPr>
+          <w:p>
+            <w:pPr>
+              <w:pStyle w:val="TTable"/>
+              <w:ind w:firstLine="0"/>
+            </w:pPr>
+            <w:r>
+              <w:lastRenderedPageBreak/>
+              <w:t>Model provider outage or slow response</w:t>
+            </w:r>
+          </w:p>
+        </w:tc>
+        <w:tc>
+          <w:tcPr>
+            <w:tcW w:w="2639" w:type="dxa"/>
+          </w:tcPr>
+          <w:p>
+            <w:pPr>
+              <w:pStyle w:val="TTable"/>
+              <w:ind w:firstLine="0"/>
+            </w:pPr>
+            <w:r>
+              <w:t>Rule-reader fallback, 2.5 s timeout</w:t>
+            </w:r>
+          </w:p>
+        </w:tc>
+        <w:tc>
+          <w:tcPr>
+            <w:tcW w:w="3226" w:type="dxa"/>
+          </w:tcPr>
+          <w:p>
+            <w:pPr>
+              <w:pStyle w:val="TTable"/>
+              <w:ind w:firstLine="0"/>
+            </w:pPr>
+            <w:r>
+              <w:t>Chat keeps working without the model; attack handling never depends on the model</w:t>
+            </w:r>
+          </w:p>
+        </w:tc>
+      </w:tr>
     </w:tbl>
     <w:p>
       <w:pPr>
@@ -2242,11 +2409,7 @@
         <w:t xml:space="preserve"> </w:t>
       </w:r>
       <w:r>
-        <w:t>On-</w:t>
-      </w:r>
-      <w:r>
-        <w:lastRenderedPageBreak/>
-        <w:t>chain live execution is enabled only when TAMENG_LIVE=1 is explicitly set in the environment.</w:t>
+        <w:t>On-chain live execution is enabled only when TAMENG_LIVE=1 is explicitly set in the environment.</w:t>
       </w:r>
       <w:r>
         <w:t xml:space="preserve"> A KMS, hardware enclave, and </w:t>
@@ -2390,8 +2553,13 @@
               <w:pStyle w:val="TTable"/>
               <w:ind w:firstLine="0"/>
             </w:pPr>
-            <w:r>
-              <w:t>.env (root)</w:t>
+            <w:proofErr w:type="gramStart"/>
+            <w:r>
+              <w:t>.env</w:t>
+            </w:r>
+            <w:proofErr w:type="gramEnd"/>
+            <w:r>
+              <w:t xml:space="preserve"> (root)</w:t>
             </w:r>
           </w:p>
         </w:tc>
@@ -2463,8 +2631,13 @@
               <w:pStyle w:val="TTable"/>
               <w:ind w:firstLine="0"/>
             </w:pPr>
-            <w:r>
-              <w:t>.env (root)</w:t>
+            <w:proofErr w:type="gramStart"/>
+            <w:r>
+              <w:t>.env</w:t>
+            </w:r>
+            <w:proofErr w:type="gramEnd"/>
+            <w:r>
+              <w:t xml:space="preserve"> (root)</w:t>
             </w:r>
           </w:p>
         </w:tc>
@@ -2649,8 +2822,13 @@
               <w:pStyle w:val="TTable"/>
               <w:ind w:firstLine="0"/>
             </w:pPr>
-            <w:r>
-              <w:t>.env (root)</w:t>
+            <w:proofErr w:type="gramStart"/>
+            <w:r>
+              <w:t>.env</w:t>
+            </w:r>
+            <w:proofErr w:type="gramEnd"/>
+            <w:r>
+              <w:t xml:space="preserve"> (root)</w:t>
             </w:r>
           </w:p>
         </w:tc>
@@ -2710,16 +2888,10 @@
     </w:p>
     <w:p>
       <w:pPr>
-        <w:ind w:firstLine="567"/>
+        <w:ind w:firstLine="0"/>
       </w:pPr>
       <w:r>
-        <w:t>These risks are listed openly</w:t>
-      </w:r>
-      <w:r>
-        <w:t xml:space="preserve"> because a reviewer will notice them anyway</w:t>
-      </w:r>
-      <w:r>
-        <w:t>:</w:t>
+        <w:t>These risks are listed openly because a reviewer will notice them anyway:</w:t>
       </w:r>
     </w:p>
     <w:p>
@@ -2869,6 +3041,7 @@
               <w:ind w:firstLine="0"/>
             </w:pPr>
             <w:r>
+              <w:lastRenderedPageBreak/>
               <w:t>R-02</w:t>
             </w:r>
           </w:p>
@@ -2883,10 +3056,7 @@
               <w:ind w:firstLine="0"/>
             </w:pPr>
             <w:r>
-              <w:t>LLM reader is consulted only when the rules are unsure</w:t>
-            </w:r>
-            <w:r>
-              <w:rPr/>
+              <w:t>LLM intent parser merged (TMG-1); tool-calling with a rule-based fallback</w:t>
             </w:r>
           </w:p>
         </w:tc>
@@ -2900,8 +3070,7 @@
               <w:ind w:firstLine="0"/>
             </w:pPr>
             <w:r>
-              <w:rPr/>
-              <w:t>Merged (TMG-1); every model output still passes the same policy engine</w:t>
+              <w:t>Resolved</w:t>
             </w:r>
           </w:p>
         </w:tc>
@@ -2996,13 +3165,21 @@
               <w:pStyle w:val="TTable"/>
               <w:ind w:firstLine="0"/>
             </w:pPr>
-            <w:r>
-              <w:t>Testnet only, no real funds at risk</w:t>
-            </w:r>
-            <w:r/>
-            <w:r>
-              <w:rPr/>
-              <w:t>; kept as documented demo defaults for reviewer reproducibility on testnet, rotated before any production release</w:t>
+            <w:proofErr w:type="spellStart"/>
+            <w:r>
+              <w:t>Testnet</w:t>
+            </w:r>
+            <w:proofErr w:type="spellEnd"/>
+            <w:r>
+              <w:t xml:space="preserve"> only, no real funds at risk; kept as documented demo defaults for reviewer reproducibility on </w:t>
+            </w:r>
+            <w:proofErr w:type="spellStart"/>
+            <w:r>
+              <w:t>testnet</w:t>
+            </w:r>
+            <w:proofErr w:type="spellEnd"/>
+            <w:r>
+              <w:t>, rotated before any production release</w:t>
             </w:r>
           </w:p>
         </w:tc>
@@ -3036,7 +3213,6 @@
               <w:ind w:firstLine="0"/>
             </w:pPr>
             <w:r>
-              <w:rPr/>
               <w:t>No live public server URL</w:t>
             </w:r>
             <w:r>
@@ -3054,7 +3230,15 @@
               <w:ind w:firstLine="0"/>
             </w:pPr>
             <w:r>
-              <w:t>Accepted for this submission: demo shown via tunnel and video; every result is reproducible locally (npm test, POST /benchmark/run)</w:t>
+              <w:t>Accepted for this submission: demo shown via tunnel and video; every result is reproducible locally (</w:t>
+            </w:r>
+            <w:proofErr w:type="spellStart"/>
+            <w:r>
+              <w:t>npm</w:t>
+            </w:r>
+            <w:proofErr w:type="spellEnd"/>
+            <w:r>
+              <w:t xml:space="preserve"> test, POST /benchmark/run)</w:t>
             </w:r>
           </w:p>
         </w:tc>
@@ -3122,7 +3306,6 @@
               <w:ind w:firstLine="0"/>
             </w:pPr>
             <w:r>
-              <w:lastRenderedPageBreak/>
               <w:t>R-07</w:t>
             </w:r>
           </w:p>
@@ -3206,7 +3389,13 @@
             </w:r>
             <w:proofErr w:type="spellEnd"/>
             <w:r>
-              <w:t xml:space="preserve"> faucet USDC (0xba50Cd2A…4D5f), not Circle's official test USDC (0x036CbD…CF7e)</w:t>
+              <w:t xml:space="preserve"> faucet USDC (0xba50Cd2A…4D5f</w:t>
+            </w:r>
+            <w:proofErr w:type="gramStart"/>
+            <w:r/>
+            <w:proofErr w:type="gramEnd"/>
+            <w:r>
+              <w:t>), not Circle's official test USDC (0x036CbD…CF7e)</w:t>
             </w:r>
           </w:p>
         </w:tc>
@@ -3247,11 +3436,13 @@
         <w:ind w:firstLine="567"/>
       </w:pPr>
       <w:r>
-        <w:t>Automated checks: 120 passing</w:t>
+        <w:t xml:space="preserve">Automated checks: </w:t>
       </w:r>
-      <w:r/>
       <w:r>
-        <w:t xml:space="preserve"> via </w:t>
+        <w:t>120</w:t>
+      </w:r>
+      <w:r>
+        <w:t xml:space="preserve"> passing via </w:t>
       </w:r>
       <w:proofErr w:type="spellStart"/>
       <w:r>
@@ -3357,10 +3548,11 @@
               <w:ind w:firstLine="0"/>
             </w:pPr>
             <w:r>
-              <w:t>120 passed, 0 failed</w:t>
-            </w:r>
-            <w:r/>
-            <w:r/>
+              <w:t>120</w:t>
+            </w:r>
+            <w:r>
+              <w:t xml:space="preserve"> passed, 0 failed</w:t>
+            </w:r>
           </w:p>
         </w:tc>
       </w:tr>
@@ -3514,11 +3706,15 @@
         <w:ind w:firstLine="567"/>
       </w:pPr>
       <w:r>
-        <w:t xml:space="preserve">The on-chain run (TMG-12) has been completed, and benchmark numbers have been confirmed against the live wallet. </w:t>
+        <w:t xml:space="preserve">The on-chain run (TMG-12) has been completed, and benchmark numbers have been confirmed against the live wallet. The demo credentials listed in R-04 are kept on purpose so reviewers can reproduce the results on </w:t>
       </w:r>
+      <w:proofErr w:type="spellStart"/>
       <w:r>
-        <w:rPr/>
-        <w:t>The demo credentials listed in R-04 are kept on purpose so reviewers can reproduce the results on testnet, and no private key or other secret has ever been committed to the repository.</w:t>
+        <w:t>testnet</w:t>
+      </w:r>
+      <w:proofErr w:type="spellEnd"/>
+      <w:r>
+        <w:t>, and no private key or other secret has ever been committed to the repository.</w:t>
       </w:r>
     </w:p>
     <w:p>
@@ -3527,6 +3723,7 @@
         <w:jc w:val="right"/>
       </w:pPr>
       <w:r>
+        <w:lastRenderedPageBreak/>
         <w:t xml:space="preserve">Signed on behalf of Team </w:t>
       </w:r>
       <w:proofErr w:type="spellStart"/>
@@ -3537,43 +3734,57 @@
       <w:r>
         <w:t>:</w:t>
       </w:r>
-      <w:r>
-        <w:br/>
-      </w:r>
     </w:p>
     <w:p>
       <w:pPr>
         <w:jc w:val="right"/>
       </w:pPr>
-      <w:proofErr w:type="spellStart"/>
       <w:r>
-        <w:rPr/>
+        <w:rPr>
+          <w:noProof/>
+        </w:rPr>
         <w:drawing>
-          <wp:inline xmlns:a="http://schemas.openxmlformats.org/drawingml/2006/main" xmlns:pic="http://schemas.openxmlformats.org/drawingml/2006/picture">
-            <wp:extent cx="868680" cy="531052"/>
-            <wp:docPr id="1" name="Picture 1"/>
+          <wp:inline distT="0" distB="0" distL="0" distR="0" wp14:anchorId="781E9C30" wp14:editId="0C014094">
+            <wp:extent cx="1440000" cy="883744"/>
+            <wp:effectExtent l="0" t="0" r="8255" b="0"/>
+            <wp:docPr id="1221705461" name="Picture 1"/>
             <wp:cNvGraphicFramePr>
-              <a:graphicFrameLocks noChangeAspect="1"/>
+              <a:graphicFrameLocks xmlns:a="http://schemas.openxmlformats.org/drawingml/2006/main" noChangeAspect="1"/>
             </wp:cNvGraphicFramePr>
-            <a:graphic>
+            <a:graphic xmlns:a="http://schemas.openxmlformats.org/drawingml/2006/main">
               <a:graphicData uri="http://schemas.openxmlformats.org/drawingml/2006/picture">
-                <pic:pic>
+                <pic:pic xmlns:pic="http://schemas.openxmlformats.org/drawingml/2006/picture">
                   <pic:nvPicPr>
-                    <pic:cNvPr id="0" name="sig-faris.png"/>
-                    <pic:cNvPicPr/>
+                    <pic:cNvPr id="0" name="Picture 1"/>
+                    <pic:cNvPicPr>
+                      <a:picLocks noChangeAspect="1" noChangeArrowheads="1"/>
+                    </pic:cNvPicPr>
                   </pic:nvPicPr>
                   <pic:blipFill>
-                    <a:blip r:embed="rId14"/>
+                    <a:blip r:embed="rId11">
+                      <a:extLst>
+                        <a:ext uri="{28A0092B-C50C-407E-A947-70E740481C1C}">
+                          <a14:useLocalDpi xmlns:a14="http://schemas.microsoft.com/office/drawing/2010/main" val="0"/>
+                        </a:ext>
+                      </a:extLst>
+                    </a:blip>
+                    <a:srcRect/>
                     <a:stretch>
                       <a:fillRect/>
                     </a:stretch>
                   </pic:blipFill>
-                  <pic:spPr>
+                  <pic:spPr bwMode="auto">
                     <a:xfrm>
                       <a:off x="0" y="0"/>
-                      <a:ext cx="868680" cy="531052"/>
+                      <a:ext cx="1440000" cy="883744"/>
                     </a:xfrm>
-                    <a:prstGeom prst="rect"/>
+                    <a:prstGeom prst="rect">
+                      <a:avLst/>
+                    </a:prstGeom>
+                    <a:noFill/>
+                    <a:ln>
+                      <a:noFill/>
+                    </a:ln>
                   </pic:spPr>
                 </pic:pic>
               </a:graphicData>
@@ -3581,20 +3792,6 @@
           </wp:inline>
         </w:drawing>
       </w:r>
-      <w:proofErr w:type="spellEnd"/>
-      <w:r>
-        <w:rPr>
-          <w:highlight w:val="yellow"/>
-        </w:rPr>
-      </w:r>
-    </w:p>
-    <w:p>
-      <w:pPr>
-        <w:jc w:val="right"/>
-        <w:rPr>
-          <w:lang w:val="en-ID"/>
-        </w:rPr>
-      </w:pPr>
       <w:r>
         <w:br/>
       </w:r>
@@ -3655,8 +3852,14 @@
         <w:t>20 October 2026</w:t>
       </w:r>
     </w:p>
+    <w:p>
+      <w:pPr>
+        <w:spacing w:before="280"/>
+        <w:jc w:val="right"/>
+      </w:pPr>
+    </w:p>
     <w:sectPr>
-      <w:footerReference w:type="default" r:id="rId11"/>
+      <w:footerReference w:type="default" r:id="rId12"/>
       <w:pgSz w:w="11906" w:h="16838"/>
       <w:pgMar w:top="1701" w:right="1701" w:bottom="1701" w:left="1701" w:header="1247" w:footer="1247" w:gutter="0"/>
       <w:cols w:space="720"/>
@@ -15855,23 +16058,6 @@
 </file>
 
 <file path=customXml/item1.xml><?xml version="1.0" encoding="utf-8"?>
-<p:properties xmlns:p="http://schemas.microsoft.com/office/2006/metadata/properties" xmlns:xsi="http://www.w3.org/2001/XMLSchema-instance" xmlns:pc="http://schemas.microsoft.com/office/infopath/2007/PartnerControls">
-  <documentManagement>
-    <_activity xmlns="832fbaf3-3528-487e-86c7-310b19e1ba0a" xsi:nil="true"/>
-  </documentManagement>
-</p:properties>
-</file>
-
-<file path=customXml/item2.xml><?xml version="1.0" encoding="utf-8"?>
-<?mso-contentType ?>
-<FormTemplates xmlns="http://schemas.microsoft.com/sharepoint/v3/contenttype/forms">
-  <Display>DocumentLibraryForm</Display>
-  <Edit>DocumentLibraryForm</Edit>
-  <New>DocumentLibraryForm</New>
-</FormTemplates>
-</file>
-
-<file path=customXml/item3.xml><?xml version="1.0" encoding="utf-8"?>
 <ct:contentTypeSchema xmlns:ct="http://schemas.microsoft.com/office/2006/metadata/contentType" xmlns:ma="http://schemas.microsoft.com/office/2006/metadata/properties/metaAttributes" ct:_="" ma:_="" ma:contentTypeName="Dokumen" ma:contentTypeID="0x010100F3A13967BEA7A648BFEC685482FAB423" ma:contentTypeVersion="5" ma:contentTypeDescription="Buat sebuah dokumen baru." ma:contentTypeScope="" ma:versionID="9502ac6ba85e8c6f755e348327bd0baa">
   <xsd:schema xmlns:xsd="http://www.w3.org/2001/XMLSchema" xmlns:xs="http://www.w3.org/2001/XMLSchema" xmlns:p="http://schemas.microsoft.com/office/2006/metadata/properties" xmlns:ns3="832fbaf3-3528-487e-86c7-310b19e1ba0a" targetNamespace="http://schemas.microsoft.com/office/2006/metadata/properties" ma:root="true" ma:fieldsID="1d7df0770d63e585e53363b1a7fcbee7" ns3:_="">
     <xsd:import namespace="832fbaf3-3528-487e-86c7-310b19e1ba0a"/>
@@ -16021,29 +16207,28 @@
 </ct:contentTypeSchema>
 </file>
 
-<file path=customXml/item4.xml><?xml version="1.0" encoding="utf-8"?>
+<file path=customXml/item2.xml><?xml version="1.0" encoding="utf-8"?>
 <b:Sources xmlns:b="http://schemas.openxmlformats.org/officeDocument/2006/bibliography" xmlns="http://schemas.openxmlformats.org/officeDocument/2006/bibliography" SelectedStyle="/APA.XSL" StyleName="APA"/>
 </file>
 
-<file path=customXml/itemProps1.xml><?xml version="1.0" encoding="utf-8"?>
-<ds:datastoreItem xmlns:ds="http://schemas.openxmlformats.org/officeDocument/2006/customXml" ds:itemID="{7EF7D218-E5FA-4727-AB00-14D73BC1563C}">
-  <ds:schemaRefs>
-    <ds:schemaRef ds:uri="http://schemas.microsoft.com/office/2006/metadata/properties"/>
-    <ds:schemaRef ds:uri="http://schemas.microsoft.com/office/infopath/2007/PartnerControls"/>
-    <ds:schemaRef ds:uri="832fbaf3-3528-487e-86c7-310b19e1ba0a"/>
-  </ds:schemaRefs>
-</ds:datastoreItem>
+<file path=customXml/item3.xml><?xml version="1.0" encoding="utf-8"?>
+<p:properties xmlns:p="http://schemas.microsoft.com/office/2006/metadata/properties" xmlns:xsi="http://www.w3.org/2001/XMLSchema-instance" xmlns:pc="http://schemas.microsoft.com/office/infopath/2007/PartnerControls">
+  <documentManagement>
+    <_activity xmlns="832fbaf3-3528-487e-86c7-310b19e1ba0a" xsi:nil="true"/>
+  </documentManagement>
+</p:properties>
 </file>
 
-<file path=customXml/itemProps2.xml><?xml version="1.0" encoding="utf-8"?>
-<ds:datastoreItem xmlns:ds="http://schemas.openxmlformats.org/officeDocument/2006/customXml" ds:itemID="{04615424-85B4-4722-8BD3-3CD40FE0CE10}">
-  <ds:schemaRefs>
-    <ds:schemaRef ds:uri="http://schemas.microsoft.com/sharepoint/v3/contenttype/forms"/>
-  </ds:schemaRefs>
-</ds:datastoreItem>
+<file path=customXml/item4.xml><?xml version="1.0" encoding="utf-8"?>
+<?mso-contentType ?>
+<FormTemplates xmlns="http://schemas.microsoft.com/sharepoint/v3/contenttype/forms">
+  <Display>DocumentLibraryForm</Display>
+  <Edit>DocumentLibraryForm</Edit>
+  <New>DocumentLibraryForm</New>
+</FormTemplates>
 </file>
 
-<file path=customXml/itemProps3.xml><?xml version="1.0" encoding="utf-8"?>
+<file path=customXml/itemProps1.xml><?xml version="1.0" encoding="utf-8"?>
 <ds:datastoreItem xmlns:ds="http://schemas.openxmlformats.org/officeDocument/2006/customXml" ds:itemID="{7924B815-5D99-46B4-AE92-65D25E79E89B}">
   <ds:schemaRefs>
     <ds:schemaRef ds:uri="http://schemas.microsoft.com/office/2006/metadata/contentType"/>
@@ -16061,10 +16246,28 @@
 </ds:datastoreItem>
 </file>
 
-<file path=customXml/itemProps4.xml><?xml version="1.0" encoding="utf-8"?>
+<file path=customXml/itemProps2.xml><?xml version="1.0" encoding="utf-8"?>
 <ds:datastoreItem xmlns:ds="http://schemas.openxmlformats.org/officeDocument/2006/customXml" ds:itemID="{EF278816-EC6F-A645-907D-7F25AECB1D4A}">
   <ds:schemaRefs>
     <ds:schemaRef ds:uri="http://schemas.openxmlformats.org/officeDocument/2006/bibliography"/>
   </ds:schemaRefs>
 </ds:datastoreItem>
+</file>
+
+<file path=customXml/itemProps3.xml><?xml version="1.0" encoding="utf-8"?>
+<ds:datastoreItem xmlns:ds="http://schemas.openxmlformats.org/officeDocument/2006/customXml" ds:itemID="{7EF7D218-E5FA-4727-AB00-14D73BC1563C}">
+  <ds:schemaRefs>
+    <ds:schemaRef ds:uri="http://schemas.microsoft.com/office/2006/metadata/properties"/>
+    <ds:schemaRef ds:uri="http://schemas.microsoft.com/office/infopath/2007/PartnerControls"/>
+    <ds:schemaRef ds:uri="832fbaf3-3528-487e-86c7-310b19e1ba0a"/>
+  </ds:schemaRefs>
+</ds:datastoreItem>
+</file>
+
+<file path=customXml/itemProps4.xml><?xml version="1.0" encoding="utf-8"?>
+<ds:datastoreItem xmlns:ds="http://schemas.openxmlformats.org/officeDocument/2006/customXml" ds:itemID="{04615424-85B4-4722-8BD3-3CD40FE0CE10}">
+  <ds:schemaRefs>
+    <ds:schemaRef ds:uri="http://schemas.microsoft.com/sharepoint/v3/contenttype/forms"/>
+  </ds:schemaRefs>
+</ds:datastoreItem>
 </file>